--- a/docs/Governance_Framework.docx
+++ b/docs/Governance_Framework.docx
@@ -821,9 +821,7 @@
               <w:spacing w:before="50" w:after="50"/>
             </w:pPr>
             <w:r>
-              <w:rPr>
-                <w:sz w:val="15"/>
-              </w:rPr>
+              <w:t>Medium. Measured on the 15 Sep 80-ticket run: 14 of the 32 tickets the labels say should be held were auto-sent (43.8%, 95% CI 28-61%).</w:t>
             </w:r>
           </w:p>
         </w:tc>
@@ -842,9 +840,7 @@
               <w:spacing w:before="50" w:after="50"/>
             </w:pPr>
             <w:r>
-              <w:rPr>
-                <w:sz w:val="15"/>
-              </w:rPr>
+              <w:t>High. EV-M3 — Marcus's first fear, and a wrong public answer is screenshottable within the hour.</w:t>
             </w:r>
           </w:p>
         </w:tc>
@@ -863,9 +859,7 @@
               <w:spacing w:before="50" w:after="50"/>
             </w:pPr>
             <w:r>
-              <w:rPr>
-                <w:sz w:val="15"/>
-              </w:rPr>
+              <w:t>Grounding guardrail blocks any claim with no supporting span in a retrieved passage (FR-17); the generator may decline rather than guess (FR-14); confidence floor 0.85 (D-05b); D-07 policy list never auto-answers four intents. RESIDUAL: the 14 unsafe sends were tickets the corpus cannot answer, answered confidently — the guardrails check what was written, not whether the corpus could answer at all.</w:t>
             </w:r>
           </w:p>
         </w:tc>
@@ -884,9 +878,7 @@
               <w:spacing w:before="50" w:after="50"/>
             </w:pPr>
             <w:r>
-              <w:rPr>
-                <w:sz w:val="15"/>
-              </w:rPr>
+              <w:t>Alok Kulkarni (author). Post-deployment: Head of Support (Marcus).</w:t>
             </w:r>
           </w:p>
         </w:tc>
@@ -954,9 +946,7 @@
               <w:spacing w:before="50" w:after="50"/>
             </w:pPr>
             <w:r>
-              <w:rPr>
-                <w:sz w:val="15"/>
-              </w:rPr>
+              <w:t>Low. No PII detected in any draft on the 15 Sep run (pii_detections 0), and the synthetic dataset carries none; the model could still fabricate one.</w:t>
             </w:r>
           </w:p>
         </w:tc>
@@ -976,9 +966,7 @@
               <w:spacing w:before="50" w:after="50"/>
             </w:pPr>
             <w:r>
-              <w:rPr>
-                <w:sz w:val="15"/>
-              </w:rPr>
+              <w:t>Very high. Regulatory and reputational; a single occurrence is a governance failure.</w:t>
             </w:r>
           </w:p>
         </w:tc>
@@ -998,9 +986,7 @@
               <w:spacing w:before="50" w:after="50"/>
             </w:pPr>
             <w:r>
-              <w:rPr>
-                <w:sz w:val="15"/>
-              </w:rPr>
+              <w:t>PII guardrail runs on every draft before routing and BLOCKS — it never redacts and sends (FR-16). Regex evidence plus a judge call; if the judge errors and no regex evidence exists, it fails safe and blocks (A7).</w:t>
             </w:r>
           </w:p>
         </w:tc>
@@ -1020,9 +1006,7 @@
               <w:spacing w:before="50" w:after="50"/>
             </w:pPr>
             <w:r>
-              <w:rPr>
-                <w:sz w:val="15"/>
-              </w:rPr>
+              <w:t>Alok Kulkarni (author). Post-deployment: Head of Support (Marcus).</w:t>
             </w:r>
           </w:p>
         </w:tc>
@@ -1087,9 +1071,7 @@
               <w:spacing w:before="50" w:after="50"/>
             </w:pPr>
             <w:r>
-              <w:rPr>
-                <w:sz w:val="15"/>
-              </w:rPr>
+              <w:t>Medium. No injection attempt appears in the 500 dev tickets, so live frequency is unknown; the test suite covers crafted attempts only.</w:t>
             </w:r>
           </w:p>
         </w:tc>
@@ -1108,9 +1090,7 @@
               <w:spacing w:before="50" w:after="50"/>
             </w:pPr>
             <w:r>
-              <w:rPr>
-                <w:sz w:val="15"/>
-              </w:rPr>
+              <w:t>High. A successful injection can redirect the reply or extract system text.</w:t>
             </w:r>
           </w:p>
         </w:tc>
@@ -1129,9 +1109,7 @@
               <w:spacing w:before="50" w:after="50"/>
             </w:pPr>
             <w:r>
-              <w:rPr>
-                <w:sz w:val="15"/>
-              </w:rPr>
+              <w:t>instruction_integrity guardrail blocks on every draft; PR-CLASSIFY-01 and PR-GENERATE-01 instruct the model to treat ticket text as data, never as instructions; PR-EVAL-JUDGE-01 carries the same rule with an adversarial example; injection fixtures in tests/. GAP: the guardrail has no PRD FR of its own.</w:t>
             </w:r>
           </w:p>
         </w:tc>
@@ -1150,9 +1128,7 @@
               <w:spacing w:before="50" w:after="50"/>
             </w:pPr>
             <w:r>
-              <w:rPr>
-                <w:sz w:val="15"/>
-              </w:rPr>
+              <w:t>Alok Kulkarni (author). Post-deployment: Head of Support (Marcus).</w:t>
             </w:r>
           </w:p>
         </w:tc>
@@ -1220,9 +1196,7 @@
               <w:spacing w:before="50" w:after="50"/>
             </w:pPr>
             <w:r>
-              <w:rPr>
-                <w:sz w:val="15"/>
-              </w:rPr>
+              <w:t>High, and measured. Non-fluent English is 24.8 percentage points below fluent on decision correctness (47.4% n=19 against 72.1% n=61) on the 15 Sep run.</w:t>
             </w:r>
           </w:p>
         </w:tc>
@@ -1242,9 +1216,7 @@
               <w:spacing w:before="50" w:after="50"/>
             </w:pPr>
             <w:r>
-              <w:rPr>
-                <w:sz w:val="15"/>
-              </w:rPr>
+              <w:t>Medium. Commercial risk on renewals plus a fairness finding CloudServe would have to report.</w:t>
             </w:r>
           </w:p>
         </w:tc>
@@ -1264,9 +1236,7 @@
               <w:spacing w:before="50" w:after="50"/>
             </w:pPr>
             <w:r>
-              <w:rPr>
-                <w:sz w:val="15"/>
-              </w:rPr>
+              <w:t>NFR-05 sets a 15pp limit; evaluation/fairness_audit.py runs per segment on every run and is tabled in section 3 below. Verdict on the binding dimension is BREACH_NOT_SIGNIFICANT: the gap exceeds 15pp but the 95% intervals overlap at n=19, so it is neither cleared nor proven. Classifier never sees tier, region, name or fluency (PR-CLASSIFY-01).</w:t>
             </w:r>
           </w:p>
         </w:tc>
@@ -1286,9 +1256,7 @@
               <w:spacing w:before="50" w:after="50"/>
             </w:pPr>
             <w:r>
-              <w:rPr>
-                <w:sz w:val="15"/>
-              </w:rPr>
+              <w:t>Alok Kulkarni (author). Post-deployment: Head of Support (Marcus).</w:t>
             </w:r>
           </w:p>
         </w:tc>
@@ -1353,9 +1321,7 @@
               <w:spacing w:before="50" w:after="50"/>
             </w:pPr>
             <w:r>
-              <w:rPr>
-                <w:sz w:val="15"/>
-              </w:rPr>
+              <w:t>Medium over a compliance-review horizon; not observed during the build — documentation.json was unchanged 26 Aug to 18 Sep.</w:t>
             </w:r>
           </w:p>
         </w:tc>
@@ -1374,9 +1340,7 @@
               <w:spacing w:before="50" w:after="50"/>
             </w:pPr>
             <w:r>
-              <w:rPr>
-                <w:sz w:val="15"/>
-              </w:rPr>
+              <w:t>Medium. A wrong-but-cited answer is worse than an uncited one, because the citation transfers authority to it.</w:t>
             </w:r>
           </w:p>
         </w:tc>
@@ -1395,9 +1359,7 @@
               <w:spacing w:before="50" w:after="50"/>
             </w:pPr>
             <w:r>
-              <w:rPr>
-                <w:sz w:val="15"/>
-              </w:rPr>
+              <w:t>The index is rebuilt from documentation.json by src/index_docs.py and every citation resolves to a retrieved doc_id (A6). NOT BUILT: no freshness monitor and no last_reviewed surfacing — PRD Table 6 records live re-indexing as out of scope, so this risk is accepted, not mitigated.</w:t>
             </w:r>
           </w:p>
         </w:tc>
@@ -1416,9 +1378,7 @@
               <w:spacing w:before="50" w:after="50"/>
             </w:pPr>
             <w:r>
-              <w:rPr>
-                <w:sz w:val="15"/>
-              </w:rPr>
+              <w:t>Ines (corpus owner) post-deployment. Alok Kulkarni during the build.</w:t>
             </w:r>
           </w:p>
         </w:tc>
@@ -1486,9 +1446,7 @@
               <w:spacing w:before="50" w:after="50"/>
             </w:pPr>
             <w:r>
-              <w:rPr>
-                <w:sz w:val="15"/>
-              </w:rPr>
+              <w:t>High, and realised twice. The 13 Sep free-tier run lost 46 of 80 classifications and 47 of 80 drafts to connection errors; the 17 Sep free retry hit 429 on 7 of 8 classifications.</w:t>
             </w:r>
           </w:p>
         </w:tc>
@@ -1508,9 +1466,7 @@
               <w:spacing w:before="50" w:after="50"/>
             </w:pPr>
             <w:r>
-              <w:rPr>
-                <w:sz w:val="15"/>
-              </w:rPr>
+              <w:t>Medium. A failed call delays a ticket rather than answering it wrongly, provided the system degrades rather than crashes.</w:t>
             </w:r>
           </w:p>
         </w:tc>
@@ -1530,9 +1486,7 @@
               <w:spacing w:before="50" w:after="50"/>
             </w:pPr>
             <w:r>
-              <w:rPr>
-                <w:sz w:val="15"/>
-              </w:rPr>
+              <w:t>Every call is bounded (MODEL_TIMEOUT_SECONDS, MODEL_MAX_RETRIES) so an unattended run terminates (A9); a failed classification returns unknown with the cause named (FR-05); a failed guardrail judge fails safe and blocks (A7); a degraded ticket escalates and the run continues at exit 0 (FR-23, A11). D-01a records the provider decision and leaves the free model open.</w:t>
             </w:r>
           </w:p>
         </w:tc>
@@ -1552,9 +1506,7 @@
               <w:spacing w:before="50" w:after="50"/>
             </w:pPr>
             <w:r>
-              <w:rPr>
-                <w:sz w:val="15"/>
-              </w:rPr>
+              <w:t>Alok Kulkarni (author). Post-deployment: Head of Support (Marcus).</w:t>
             </w:r>
           </w:p>
         </w:tc>
@@ -1619,9 +1571,7 @@
               <w:spacing w:before="50" w:after="50"/>
             </w:pPr>
             <w:r>
-              <w:rPr>
-                <w:sz w:val="15"/>
-              </w:rPr>
+              <w:t>High, and measured. p50 18.7s, p95 30.3s, max 84s on the 15 Sep run; p95 11.2s on the 14 Sep run with a faster judge.</w:t>
             </w:r>
           </w:p>
         </w:tc>
@@ -1640,9 +1590,7 @@
               <w:spacing w:before="50" w:after="50"/>
             </w:pPr>
             <w:r>
-              <w:rPr>
-                <w:sz w:val="15"/>
-              </w:rPr>
+              <w:t>Medium. NFR-02 requires p95 at most 4.0s, so the requirement is UNMET on every configuration measured. For an asynchronous support queue this is a target missed, not a customer-facing outage.</w:t>
             </w:r>
           </w:p>
         </w:tc>
@@ -1661,9 +1609,7 @@
               <w:spacing w:before="50" w:after="50"/>
             </w:pPr>
             <w:r>
-              <w:rPr>
-                <w:sz w:val="15"/>
-              </w:rPr>
+              <w:t>Per-call timeout and retry cap bound the worst case; latency is reported in every metrics report (p50, p95, max). The dominant cost is six sequential model calls per ticket, five of them guardrails. NOT MITIGATED: no batching or parallelism. Recorded as a breach in the Stage 5 revision log.</w:t>
             </w:r>
           </w:p>
         </w:tc>
@@ -1682,9 +1628,7 @@
               <w:spacing w:before="50" w:after="50"/>
             </w:pPr>
             <w:r>
-              <w:rPr>
-                <w:sz w:val="15"/>
-              </w:rPr>
+              <w:t>Alok Kulkarni (author). Post-deployment: Head of Support (Marcus).</w:t>
             </w:r>
           </w:p>
         </w:tc>
@@ -1752,9 +1696,7 @@
               <w:spacing w:before="50" w:after="50"/>
             </w:pPr>
             <w:r>
-              <w:rPr>
-                <w:sz w:val="15"/>
-              </w:rPr>
+              <w:t>Medium. Volume here is fixed (80 validation, 120 hidden), so the exposure is a provider or model change rather than growth.</w:t>
             </w:r>
           </w:p>
         </w:tc>
@@ -1774,9 +1716,7 @@
               <w:spacing w:before="50" w:after="50"/>
             </w:pPr>
             <w:r>
-              <w:rPr>
-                <w:sz w:val="15"/>
-              </w:rPr>
+              <w:t>Medium. NFR-08 requires the run to fit the free tier; a billed model breaks the cost-nothing constraint the project is built on.</w:t>
             </w:r>
           </w:p>
         </w:tc>
@@ -1796,9 +1736,7 @@
               <w:spacing w:before="50" w:after="50"/>
             </w:pPr>
             <w:r>
-              <w:rPr>
-                <w:sz w:val="15"/>
-              </w:rPr>
+              <w:t>src/usage.py records prompt and completion tokens and a price for every call, and every metrics report carries cost_metrics by stage. D-01a keeps the graded configuration on a free tier. FOUND 18 SEP: the committed default model (meta-llama/llama-3.1-8b-instruct) is billed, so the documented configuration is not free; the free model is still open.</w:t>
             </w:r>
           </w:p>
         </w:tc>
@@ -1818,9 +1756,7 @@
               <w:spacing w:before="50" w:after="50"/>
             </w:pPr>
             <w:r>
-              <w:rPr>
-                <w:sz w:val="15"/>
-              </w:rPr>
+              <w:t>Alok Kulkarni (author). Post-deployment: Head of Support (Marcus).</w:t>
             </w:r>
           </w:p>
         </w:tc>
@@ -2596,9 +2532,7 @@
               <w:spacing w:before="50" w:after="50"/>
             </w:pPr>
             <w:r>
-              <w:rPr>
-                <w:sz w:val="15"/>
-              </w:rPr>
+              <w:t>8</w:t>
             </w:r>
           </w:p>
         </w:tc>
@@ -2617,9 +2551,7 @@
               <w:spacing w:before="50" w:after="50"/>
             </w:pPr>
             <w:r>
-              <w:rPr>
-                <w:sz w:val="15"/>
-              </w:rPr>
+              <w:t>67% (4/6)</w:t>
             </w:r>
           </w:p>
         </w:tc>
@@ -2638,9 +2570,7 @@
               <w:spacing w:before="50" w:after="50"/>
             </w:pPr>
             <w:r>
-              <w:rPr>
-                <w:sz w:val="15"/>
-              </w:rPr>
+              <w:t>62% (5/8; 95% CI 31-86%)</w:t>
             </w:r>
           </w:p>
         </w:tc>
@@ -2659,9 +2589,7 @@
               <w:spacing w:before="50" w:after="50"/>
             </w:pPr>
             <w:r>
-              <w:rPr>
-                <w:sz w:val="15"/>
-              </w:rPr>
+              <w:t>16pp below best</w:t>
             </w:r>
           </w:p>
         </w:tc>
@@ -2680,9 +2608,7 @@
               <w:spacing w:before="50" w:after="50"/>
             </w:pPr>
             <w:r>
-              <w:rPr>
-                <w:sz w:val="15"/>
-              </w:rPr>
+              <w:t>Best is standard tier at 79%. n=8 — indicative only; one ticket moves this 12.5pp.</w:t>
             </w:r>
           </w:p>
         </w:tc>
@@ -2727,9 +2653,7 @@
               <w:spacing w:before="50" w:after="50"/>
             </w:pPr>
             <w:r>
-              <w:rPr>
-                <w:sz w:val="15"/>
-              </w:rPr>
+              <w:t>30</w:t>
             </w:r>
           </w:p>
         </w:tc>
@@ -2749,9 +2673,7 @@
               <w:spacing w:before="50" w:after="50"/>
             </w:pPr>
             <w:r>
-              <w:rPr>
-                <w:sz w:val="15"/>
-              </w:rPr>
+              <w:t>62% (13/21)</w:t>
             </w:r>
           </w:p>
         </w:tc>
@@ -2771,9 +2693,7 @@
               <w:spacing w:before="50" w:after="50"/>
             </w:pPr>
             <w:r>
-              <w:rPr>
-                <w:sz w:val="15"/>
-              </w:rPr>
+              <w:t>50% (15/30; 95% CI 33-67%)</w:t>
             </w:r>
           </w:p>
         </w:tc>
@@ -2793,9 +2713,7 @@
               <w:spacing w:before="50" w:after="50"/>
             </w:pPr>
             <w:r>
-              <w:rPr>
-                <w:sz w:val="15"/>
-              </w:rPr>
+              <w:t>29pp below best</w:t>
             </w:r>
           </w:p>
         </w:tc>
@@ -2815,9 +2733,7 @@
               <w:spacing w:before="50" w:after="50"/>
             </w:pPr>
             <w:r>
-              <w:rPr>
-                <w:sz w:val="15"/>
-              </w:rPr>
+              <w:t>The largest gap in the audit. Best is standard tier at 79% (n=42). Not explained by ticket mix: business tickets are 70% answerable against 60% for standard.</w:t>
             </w:r>
           </w:p>
         </w:tc>
@@ -2860,9 +2776,7 @@
               <w:spacing w:before="50" w:after="50"/>
             </w:pPr>
             <w:r>
-              <w:rPr>
-                <w:sz w:val="15"/>
-              </w:rPr>
+              <w:t>61</w:t>
             </w:r>
           </w:p>
         </w:tc>
@@ -2881,9 +2795,7 @@
               <w:spacing w:before="50" w:after="50"/>
             </w:pPr>
             <w:r>
-              <w:rPr>
-                <w:sz w:val="15"/>
-              </w:rPr>
+              <w:t>75% (30/40)</w:t>
             </w:r>
           </w:p>
         </w:tc>
@@ -2902,9 +2814,7 @@
               <w:spacing w:before="50" w:after="50"/>
             </w:pPr>
             <w:r>
-              <w:rPr>
-                <w:sz w:val="15"/>
-              </w:rPr>
+              <w:t>72% (44/61; 95% CI 60-82%)</w:t>
             </w:r>
           </w:p>
         </w:tc>
@@ -2923,9 +2833,7 @@
               <w:spacing w:before="50" w:after="50"/>
             </w:pPr>
             <w:r>
-              <w:rPr>
-                <w:sz w:val="15"/>
-              </w:rPr>
+              <w:t>Best segment</w:t>
             </w:r>
           </w:p>
         </w:tc>
@@ -2944,9 +2852,7 @@
               <w:spacing w:before="50" w:after="50"/>
             </w:pPr>
             <w:r>
-              <w:rPr>
-                <w:sz w:val="15"/>
-              </w:rPr>
+              <w:t>Binding dimension for NFR-05 (EV-DATA-09). Mean classifier confidence 0.8151.</w:t>
             </w:r>
           </w:p>
         </w:tc>
@@ -2991,9 +2897,7 @@
               <w:spacing w:before="50" w:after="50"/>
             </w:pPr>
             <w:r>
-              <w:rPr>
-                <w:sz w:val="15"/>
-              </w:rPr>
+              <w:t>19</w:t>
             </w:r>
           </w:p>
         </w:tc>
@@ -3013,9 +2917,7 @@
               <w:spacing w:before="50" w:after="50"/>
             </w:pPr>
             <w:r>
-              <w:rPr>
-                <w:sz w:val="15"/>
-              </w:rPr>
+              <w:t>62% (5/8)</w:t>
             </w:r>
           </w:p>
         </w:tc>
@@ -3035,9 +2937,7 @@
               <w:spacing w:before="50" w:after="50"/>
             </w:pPr>
             <w:r>
-              <w:rPr>
-                <w:sz w:val="15"/>
-              </w:rPr>
+              <w:t>47% (9/19; 95% CI 27-68%)</w:t>
             </w:r>
           </w:p>
         </w:tc>
@@ -3057,9 +2957,7 @@
               <w:spacing w:before="50" w:after="50"/>
             </w:pPr>
             <w:r>
-              <w:rPr>
-                <w:sz w:val="15"/>
-              </w:rPr>
+              <w:t>25pp below best</w:t>
             </w:r>
           </w:p>
         </w:tc>
@@ -3079,9 +2977,7 @@
               <w:spacing w:before="50" w:after="50"/>
             </w:pPr>
             <w:r>
-              <w:rPr>
-                <w:sz w:val="15"/>
-              </w:rPr>
+              <w:t>Verdict BREACH_NOT_SIGNIFICANT: past the 15pp limit, but the intervals overlap at n=19. Unanswerable tickets auto-sent: 7 of 11 (64%) against 33% for fluent.</w:t>
             </w:r>
           </w:p>
         </w:tc>
@@ -3124,9 +3020,7 @@
               <w:spacing w:before="50" w:after="50"/>
             </w:pPr>
             <w:r>
-              <w:rPr>
-                <w:sz w:val="15"/>
-              </w:rPr>
+              <w:t>28</w:t>
             </w:r>
           </w:p>
         </w:tc>
@@ -3145,9 +3039,7 @@
               <w:spacing w:before="50" w:after="50"/>
             </w:pPr>
             <w:r>
-              <w:rPr>
-                <w:sz w:val="15"/>
-              </w:rPr>
+              <w:t>60% (9/15)</w:t>
             </w:r>
           </w:p>
         </w:tc>
@@ -3166,9 +3058,7 @@
               <w:spacing w:before="50" w:after="50"/>
             </w:pPr>
             <w:r>
-              <w:rPr>
-                <w:sz w:val="15"/>
-              </w:rPr>
+              <w:t>61% (17/28; 95% CI 42-76%)</w:t>
             </w:r>
           </w:p>
         </w:tc>
@@ -3187,9 +3077,7 @@
               <w:spacing w:before="50" w:after="50"/>
             </w:pPr>
             <w:r>
-              <w:rPr>
-                <w:sz w:val="15"/>
-              </w:rPr>
+              <w:t>14pp below best</w:t>
             </w:r>
           </w:p>
         </w:tc>
@@ -3208,9 +3096,7 @@
               <w:spacing w:before="50" w:after="50"/>
             </w:pPr>
             <w:r>
-              <w:rPr>
-                <w:sz w:val="15"/>
-              </w:rPr>
+              <w:t>Under 23 words. Within the 15pp limit. Mean confidence 0.7464, the lowest of the three length bands — the classifier is appropriately less certain on thin input.</w:t>
             </w:r>
           </w:p>
         </w:tc>
@@ -3255,9 +3141,7 @@
               <w:spacing w:before="50" w:after="50"/>
             </w:pPr>
             <w:r>
-              <w:rPr>
-                <w:sz w:val="15"/>
-              </w:rPr>
+              <w:t>24</w:t>
             </w:r>
           </w:p>
         </w:tc>
@@ -3277,9 +3161,7 @@
               <w:spacing w:before="50" w:after="50"/>
             </w:pPr>
             <w:r>
-              <w:rPr>
-                <w:sz w:val="15"/>
-              </w:rPr>
+              <w:t>80% (12/15)</w:t>
             </w:r>
           </w:p>
         </w:tc>
@@ -3299,9 +3181,7 @@
               <w:spacing w:before="50" w:after="50"/>
             </w:pPr>
             <w:r>
-              <w:rPr>
-                <w:sz w:val="15"/>
-              </w:rPr>
+              <w:t>62% (15/24; 95% CI 43-79%)</w:t>
             </w:r>
           </w:p>
         </w:tc>
@@ -3321,9 +3201,7 @@
               <w:spacing w:before="50" w:after="50"/>
             </w:pPr>
             <w:r>
-              <w:rPr>
-                <w:sz w:val="15"/>
-              </w:rPr>
+              <w:t>12pp below best</w:t>
             </w:r>
           </w:p>
         </w:tc>
@@ -3343,9 +3221,7 @@
               <w:spacing w:before="50" w:after="50"/>
             </w:pPr>
             <w:r>
-              <w:rPr>
-                <w:sz w:val="15"/>
-              </w:rPr>
+              <w:t>Over 31 words. Best is medium-length at 75%. Resolution is highest here, but more of these tickets are unanswerable and get answered anyway.</w:t>
             </w:r>
           </w:p>
         </w:tc>
@@ -4470,9 +4346,7 @@
               <w:spacing w:before="50" w:after="50"/>
             </w:pPr>
             <w:r>
-              <w:rPr>
-                <w:sz w:val="17"/>
-              </w:rPr>
+              <w:t>Three routes: a customer or agent reports a bad reply; a run's figures move (unsafe-send rate, guardrail fail-safe share, pii_detections above 0, reconciliation false); or decision-log review finds one. Nothing is automatic today — there is no alerting, so detection depends on someone reading the run.</w:t>
             </w:r>
           </w:p>
         </w:tc>
@@ -4491,9 +4365,7 @@
               <w:spacing w:before="50" w:after="50"/>
             </w:pPr>
             <w:r>
-              <w:rPr>
-                <w:sz w:val="17"/>
-              </w:rPr>
+              <w:t>Author during the build. Post-deployment: support duty manager, on the same rota that reads escalations.</w:t>
             </w:r>
           </w:p>
         </w:tc>
@@ -4512,9 +4384,7 @@
               <w:spacing w:before="50" w:after="50"/>
             </w:pPr>
             <w:r>
-              <w:rPr>
-                <w:sz w:val="17"/>
-              </w:rPr>
+              <w:t>Same working day for a report; within one run for a metric shift.</w:t>
             </w:r>
           </w:p>
         </w:tc>
@@ -4559,9 +4429,7 @@
               <w:spacing w:before="50" w:after="50"/>
             </w:pPr>
             <w:r>
-              <w:rPr>
-                <w:sz w:val="17"/>
-              </w:rPr>
+              <w:t>Set CONFIDENCE_THRESHOLD above 1.0 (e.g. 1.01) and restart. route() then finds every classifier confidence below the floor and escalates every ticket to a person (src/route.py, step 6). If a harness run is in progress, stop it; completed rows are already on disk.</w:t>
             </w:r>
           </w:p>
         </w:tc>
@@ -4581,9 +4449,7 @@
               <w:spacing w:before="50" w:after="50"/>
             </w:pPr>
             <w:r>
-              <w:rPr>
-                <w:sz w:val="17"/>
-              </w:rPr>
+              <w:t>Author, or whoever holds the kill switch (section 7). No engineer required.</w:t>
             </w:r>
           </w:p>
         </w:tc>
@@ -4603,9 +4469,7 @@
               <w:spacing w:before="50" w:after="50"/>
             </w:pPr>
             <w:r>
-              <w:rPr>
-                <w:sz w:val="17"/>
-              </w:rPr>
+              <w:t>Minutes. Configuration is read at process start; no code change or deploy.</w:t>
             </w:r>
           </w:p>
         </w:tc>
@@ -4648,9 +4512,7 @@
               <w:spacing w:before="50" w:after="50"/>
             </w:pPr>
             <w:r>
-              <w:rPr>
-                <w:sz w:val="17"/>
-              </w:rPr>
+              <w:t>Pull the ticket's decision-log row and its results.jsonl entry. Both carry the inbound request, the draft before guardrails, each guardrail verdict with its full reason and structured detail, the routing decision and reason, prompt_version and requirement_ids. Establish which layer failed: ungrounded claim, PII, provider failure, or a ticket the corpus cannot answer.</w:t>
             </w:r>
           </w:p>
         </w:tc>
@@ -4669,9 +4531,7 @@
               <w:spacing w:before="50" w:after="50"/>
             </w:pPr>
             <w:r>
-              <w:rPr>
-                <w:sz w:val="17"/>
-              </w:rPr>
+              <w:t>Author. A second reader for anything involving private data.</w:t>
             </w:r>
           </w:p>
         </w:tc>
@@ -4690,9 +4550,7 @@
               <w:spacing w:before="50" w:after="50"/>
             </w:pPr>
             <w:r>
-              <w:rPr>
-                <w:sz w:val="17"/>
-              </w:rPr>
+              <w:t>Under an hour per ticket; the record is designed so no re-run against the provider is needed.</w:t>
             </w:r>
           </w:p>
         </w:tc>
@@ -4737,9 +4595,7 @@
               <w:spacing w:before="50" w:after="50"/>
             </w:pPr>
             <w:r>
-              <w:rPr>
-                <w:sz w:val="17"/>
-              </w:rPr>
+              <w:t>Head of Support first, with the decision_id and the draft as sent. Private-data or compliance cases also go to the compliance contact named for the autumn review (EV-M5), and the affected customer's account owner. Record who was told and when.</w:t>
             </w:r>
           </w:p>
         </w:tc>
@@ -4759,9 +4615,7 @@
               <w:spacing w:before="50" w:after="50"/>
             </w:pPr>
             <w:r>
-              <w:rPr>
-                <w:sz w:val="17"/>
-              </w:rPr>
+              <w:t>Author to Head of Support; Head of Support to the customer.</w:t>
             </w:r>
           </w:p>
         </w:tc>
@@ -4781,9 +4635,7 @@
               <w:spacing w:before="50" w:after="50"/>
             </w:pPr>
             <w:r>
-              <w:rPr>
-                <w:sz w:val="17"/>
-              </w:rPr>
+              <w:t>Same day. Immediately, before any other step, for private data.</w:t>
             </w:r>
           </w:p>
         </w:tc>
@@ -4826,9 +4678,7 @@
               <w:spacing w:before="50" w:after="50"/>
             </w:pPr>
             <w:r>
-              <w:rPr>
-                <w:sz w:val="17"/>
-              </w:rPr>
+              <w:t>Fix at the layer the assessment names: prompt version bump, guardrail rule, threshold, or a corpus article for a documentation gap. Re-run the affected tickets, then the full 80-ticket validation gate, before auto-send is re-enabled. Record the change as a Stage 5 revision-log row.</w:t>
             </w:r>
           </w:p>
         </w:tc>
@@ -4847,9 +4697,7 @@
               <w:spacing w:before="50" w:after="50"/>
             </w:pPr>
             <w:r>
-              <w:rPr>
-                <w:sz w:val="17"/>
-              </w:rPr>
+              <w:t>Author.</w:t>
             </w:r>
           </w:p>
         </w:tc>
@@ -4868,9 +4716,7 @@
               <w:spacing w:before="50" w:after="50"/>
             </w:pPr>
             <w:r>
-              <w:rPr>
-                <w:sz w:val="17"/>
-              </w:rPr>
+              <w:t>One to three days, depending on the layer. A corpus gap depends on Ines.</w:t>
             </w:r>
           </w:p>
         </w:tc>
@@ -4915,9 +4761,7 @@
               <w:spacing w:before="50" w:after="50"/>
             </w:pPr>
             <w:r>
-              <w:rPr>
-                <w:sz w:val="17"/>
-              </w:rPr>
+              <w:t>Write the cause, the fix and the evidence into the Stage 5 revision log and update this risk register. Add a regression test in tests/ that fails on the old behaviour — every defect found during the build has one, and that is what stops it returning.</w:t>
             </w:r>
           </w:p>
         </w:tc>
@@ -4937,9 +4781,7 @@
               <w:spacing w:before="50" w:after="50"/>
             </w:pPr>
             <w:r>
-              <w:rPr>
-                <w:sz w:val="17"/>
-              </w:rPr>
+              <w:t>Author.</w:t>
             </w:r>
           </w:p>
         </w:tc>
@@ -4959,9 +4801,7 @@
               <w:spacing w:before="50" w:after="50"/>
             </w:pPr>
             <w:r>
-              <w:rPr>
-                <w:sz w:val="17"/>
-              </w:rPr>
+              <w:t>Within a week of the incident closing.</w:t>
             </w:r>
           </w:p>
         </w:tc>
@@ -5098,9 +4938,7 @@
               <w:spacing w:before="50" w:after="50"/>
             </w:pPr>
             <w:r>
-              <w:rPr>
-                <w:sz w:val="17"/>
-              </w:rPr>
+              <w:t>CONFIDENCE_THRESHOLD set above 1.0 in .env (1.01 is the documented value). src/route.py compares the classifier's confidence against it and escalates anything below, so no ticket can reach auto_respond and every reply goes to a person with a logged reason. The harder stop is to stop the process. No code change, no deploy, and nothing is deleted.</w:t>
             </w:r>
           </w:p>
         </w:tc>
@@ -5145,9 +4983,7 @@
               <w:spacing w:before="50" w:after="50"/>
             </w:pPr>
             <w:r>
-              <w:rPr>
-                <w:sz w:val="17"/>
-              </w:rPr>
+              <w:t>Alok Kulkarni during the build. In a deployment it must belong to the Head of Support and the support on-call rota rather than an engineer, because the people who see the harm first are the ones who answer the tickets.</w:t>
             </w:r>
           </w:p>
         </w:tc>
@@ -5190,9 +5026,7 @@
               <w:spacing w:before="50" w:after="50"/>
             </w:pPr>
             <w:r>
-              <w:rPr>
-                <w:sz w:val="17"/>
-              </w:rPr>
+              <w:t>Seconds — the next process start. Configuration is read once at import (src/config.py), so a running process keeps the old value until restarted. That is the one thing to check: restart, do not just edit.</w:t>
             </w:r>
           </w:p>
         </w:tc>
@@ -5237,9 +5071,7 @@
               <w:spacing w:before="50" w:after="50"/>
             </w:pPr>
             <w:r>
-              <w:rPr>
-                <w:sz w:val="17"/>
-              </w:rPr>
+              <w:t>The ticket being processed finishes and is written to the decision log and results file; rows already written survive, because results stream to disk per ticket. Tickets not yet started are escalated on the next run. Note the scope honestly: this project drafts and routes but has no live send path, so the switch changes routing, not a message already delivered to a customer.</w:t>
             </w:r>
           </w:p>
         </w:tc>
@@ -5282,9 +5114,7 @@
               <w:spacing w:before="50" w:after="50"/>
             </w:pPr>
             <w:r>
-              <w:rPr>
-                <w:sz w:val="17"/>
-              </w:rPr>
+              <w:t>Indirectly. route() takes the threshold as a parameter, exercised across 0.50-0.95 by the D-05b sweep and by tests/test_route.py. NOT TESTED: no test asserts that a threshold above 1.0 escalates every ticket, and no drill has been run. Both are required before deployment.</w:t>
             </w:r>
           </w:p>
         </w:tc>
@@ -5432,9 +5262,7 @@
               <w:spacing w:before="50" w:after="50"/>
             </w:pPr>
             <w:r>
-              <w:rPr>
-                <w:sz w:val="17"/>
-              </w:rPr>
+              <w:t>send a customer a claim that no retrieved passage supports, or any private data, without a person having read it.</w:t>
             </w:r>
           </w:p>
         </w:tc>
@@ -5479,9 +5307,7 @@
               <w:spacing w:before="50" w:after="50"/>
             </w:pPr>
             <w:r>
-              <w:rPr>
-                <w:sz w:val="17"/>
-              </w:rPr>
+              <w:t>five blocking guardrails on every draft before routing — PII, grounding, instruction integrity, tone and scope, answer relevance — plus a confidence floor. Any block withholds the draft and escalates it; a guardrail that errors fails safe and blocks (A7). Every outcome is written to the decision log with the reason (FR-20).</w:t>
             </w:r>
           </w:p>
         </w:tc>
@@ -5524,9 +5350,7 @@
               <w:spacing w:before="50" w:after="50"/>
             </w:pPr>
             <w:r>
-              <w:rPr>
-                <w:sz w:val="17"/>
-              </w:rPr>
+              <w:t>a fluent, well-grounded-looking reply to a question the documentation cannot answer. Measured on the 15 Sep run: 14 of 32 tickets that should have been held were auto-sent, and the generator declined only 8 of 27 unanswerable tickets (recall 0.30). The guardrails verify the claims in a draft; nothing verifies that the corpus could answer the ticket in the first place. D-05b reached the same conclusion from the other direction: no confidence threshold meets the 0.95 precision floor, because answerability, not confidence, is the binding constraint.</w:t>
             </w:r>
           </w:p>
         </w:tc>
@@ -5571,9 +5395,7 @@
               <w:spacing w:before="50" w:after="50"/>
             </w:pPr>
             <w:r>
-              <w:rPr>
-                <w:sz w:val="17"/>
-              </w:rPr>
+              <w:t>(1) an answerability check that holds tickets the corpus cannot answer; (2) a completed gate run on the graded free-tier configuration (D-01a); (3) NFR-02 latency inside target — p95 is 30.3s against a 4.0s requirement; (4) a tested kill switch and a rehearsed incident drill; (5) a human groundedness review of at least 50 replies by two assessors, as the Evaluation Framework requires, because the LLM judge failed calibration at Spearman 0.35 and cannot stand in for it.</w:t>
             </w:r>
           </w:p>
         </w:tc>

--- a/docs/Governance_Framework.docx
+++ b/docs/Governance_Framework.docx
@@ -1071,7 +1071,7 @@
               <w:spacing w:before="50" w:after="50"/>
             </w:pPr>
             <w:r>
-              <w:t>Medium. No injection attempt appears in the 500 dev tickets, so live frequency is unknown; the test suite covers crafted attempts only.</w:t>
+              <w:t>Medium, and now measurable. No injection attempt appears in the 500 dev tickets, so live frequency is unknown. Six crafted attacks were run through the live pipeline on 2026-09-20 (tests/fixtures/injection_probe.json): none succeeded — no draft carried the payload and every ticket was blocked — but the FR-18 guardrail fired on none of them; the blocks came from answer relevance and tone/scope.</w:t>
             </w:r>
           </w:p>
         </w:tc>
@@ -1109,7 +1109,7 @@
               <w:spacing w:before="50" w:after="50"/>
             </w:pPr>
             <w:r>
-              <w:t>instruction_integrity guardrail blocks on every draft; PR-CLASSIFY-01 and PR-GENERATE-01 instruct the model to treat ticket text as data, never as instructions; PR-EVAL-JUDGE-01 carries the same rule with an adversarial example; injection fixtures in tests/. GAP: the guardrail has no PRD FR of its own.</w:t>
+              <w:t>Four layers. (1) Input-side detection (src/injection.py, D-16): deterministic patterns on the raw ticket text; a match escalates at router rule 2b with trigger='injection_suspected', names the shape in the reason, and is counted in metrics_report.json and on /metrics. It never refuses the customer — a ticket quoting 'ignore previous instructions' may be an attack, a pasted error or a developer describing their own prompt. (2) Delimiter escaping (prompt_loader.escape_delimiters): &lt;&lt;MARKER&gt;&gt; sequences in customer text are neutralised to [[MARKER]] at render time, so a body cannot forge the data/instruction boundary; escaped rather than stripped, so the reviewer sees what was sent. (3) Every prompt wraps ticket text in delimiters and instructs the model to treat it as data. (4) FR-18 instruction-integrity blocks a draft showing persona-shift markers or fabricated citations. NOT MITIGATED: the heuristic is not a classifier and misses shapes it does not match — the probe's fabricated-citation attack (INJ-05) is not flagged by it and is caught downstream by grounding and citation resolution instead.</w:t>
             </w:r>
           </w:p>
         </w:tc>
@@ -4429,7 +4429,7 @@
               <w:spacing w:before="50" w:after="50"/>
             </w:pPr>
             <w:r>
-              <w:t>Set CONFIDENCE_THRESHOLD above 1.0 (e.g. 1.01) and restart. route() then finds every classifier confidence below the floor and escalates every ticket to a person (src/route.py, step 6). If a harness run is in progress, stop it; completed rows are already on disk.</w:t>
+              <w:t>Export KILL_SWITCH=1 into the environment of the running process (D-15). route() reads it on the next call as rule 0 and escalates every ticket to a person, whatever its confidence, intent or guardrail verdicts; the drafts and retrieved passages still travel with each escalation. If a harness run is in progress, either set the variable for it or stop it; completed rows are already on disk and the metrics report records that the switch was on.</w:t>
             </w:r>
           </w:p>
         </w:tc>
@@ -4469,7 +4469,7 @@
               <w:spacing w:before="50" w:after="50"/>
             </w:pPr>
             <w:r>
-              <w:t>Minutes. Configuration is read at process start; no code change or deploy.</w:t>
+              <w:t>Seconds. Read at call time, so no restart and no deploy; the next ticket is already escalating.</w:t>
             </w:r>
           </w:p>
         </w:tc>
@@ -4938,7 +4938,7 @@
               <w:spacing w:before="50" w:after="50"/>
             </w:pPr>
             <w:r>
-              <w:t>CONFIDENCE_THRESHOLD set above 1.0 in .env (1.01 is the documented value). src/route.py compares the classifier's confidence against it and escalates anything below, so no ticket can reach auto_respond and every reply goes to a person with a logged reason. The harder stop is to stop the process. No code change, no deploy, and nothing is deleted.</w:t>
+              <w:t>KILL_SWITCH=1 in the environment of any running process — the API service or a harness run. src/config.py.kill_switch_active() reads it on every routing call, and src/route.py applies it as rule 0, ahead of every other rule: the ticket escalates with trigger='kill_switch_active' and a reason naming the switch. Classification, retrieval, generation and all six guardrails still run, so the escalation bundle the reviewer receives (FR-11) is as complete as on a normal day; only automatic sending stops. It replaces the CONFIDENCE_THRESHOLD=1.01 mechanism documented here before 2026-09-20, which needed a restart and was indistinguishable in the log from a badly tuned threshold (D-15). A harder stop is still to stop the process.</w:t>
             </w:r>
           </w:p>
         </w:tc>
@@ -4983,7 +4983,7 @@
               <w:spacing w:before="50" w:after="50"/>
             </w:pPr>
             <w:r>
-              <w:t>Alok Kulkarni during the build. In a deployment it must belong to the Head of Support and the support on-call rota rather than an engineer, because the people who see the harm first are the ones who answer the tickets.</w:t>
+              <w:t>Alok Kulkarni during the build. In a deployment it must belong to the Head of Support and the support on-call rota rather than an engineer, because the people who see the harm first are the ones answering the tickets. Access to the process environment is access to the switch, so that access is what the rota needs — no code change, no deploy pipeline, no engineer in the loop.</w:t>
             </w:r>
           </w:p>
         </w:tc>
@@ -5026,7 +5026,7 @@
               <w:spacing w:before="50" w:after="50"/>
             </w:pPr>
             <w:r>
-              <w:t>Seconds — the next process start. Configuration is read once at import (src/config.py), so a running process keeps the old value until restarted. That is the one thing to check: restart, do not just edit.</w:t>
+              <w:t>The next ticket. The flag is read at call time on every route() call, so exporting KILL_SWITCH=1 on a running process halts it without a restart — sub-second in practice. This is the one thing the previous mechanism got wrong: it required a restart because configuration is read at import.</w:t>
             </w:r>
           </w:p>
         </w:tc>
@@ -5071,7 +5071,7 @@
               <w:spacing w:before="50" w:after="50"/>
             </w:pPr>
             <w:r>
-              <w:t>The ticket being processed finishes and is written to the decision log and results file; rows already written survive, because results stream to disk per ticket. Tickets not yet started are escalated on the next run. Note the scope honestly: this project drafts and routes but has no live send path, so the switch changes routing, not a message already delivered to a customer.</w:t>
+              <w:t>A ticket already past route() completes on the verdict it has, and its decision-log row and results row are written as usual; results stream to disk per ticket, so nothing already recorded is lost. Any ticket reaching route() after the switch is set escalates. No automatic reply is produced under the halt. Scope stated honestly: this project drafts and routes but has no live send path, so the switch stops auto-respond decisions, not an outbound mail server.</w:t>
             </w:r>
           </w:p>
         </w:tc>
@@ -5114,7 +5114,7 @@
               <w:spacing w:before="50" w:after="50"/>
             </w:pPr>
             <w:r>
-              <w:t>Indirectly. route() takes the threshold as a parameter, exercised across 0.50-0.95 by the D-05b sweep and by tests/test_route.py. NOT TESTED: no test asserts that a threshold above 1.0 escalates every ticket, and no drill has been run. Both are required before deployment.</w:t>
+              <w:t>tests/test_route.py: test_kill_switch_escalates_a_ticket_that_would_otherwise_be_sent (0.99 confidence, every rule clear, still escalate), test_kill_switch_outranks_every_other_rule (a PII block is still reported as the halt), test_kill_switch_still_hands_the_human_a_bundle, test_kill_switch_reads_the_environment_on_every_call (nine spellings), and test_service_resumes_when_the_switch_is_cleared (no restart). Reporting is covered by tests/test_api_smoke.py (/healthz shows the halt, status stays ok), tests/test_harness_smoke.py (every ticket escalates; metrics_report records kill_switch_active) and tests/test_results_table.py (the results table labels a halted run). All run in CI on every push. NOT YET DONE: a live drill on a running service, as opposed to the test suite.</w:t>
             </w:r>
           </w:p>
         </w:tc>

--- a/docs/Governance_Framework.docx
+++ b/docs/Governance_Framework.docx
@@ -1446,7 +1446,10 @@
               <w:spacing w:before="50" w:after="50"/>
             </w:pPr>
             <w:r>
-              <w:t>High, and realised twice. The 13 Sep free-tier run lost 46 of 80 classifications and 47 of 80 drafts to connection errors; the 17 Sep free retry hit 429 on 7 of 8 classifications.</w:t>
+              <w:rPr>
+                <w:b w:val="0"/>
+              </w:rPr>
+              <w:t>High, and realised four times. The 13 Sep free-tier run lost 46 of 80 classifications and 47 of 80 drafts to connection errors; the 17 Sep free retry hit 429 on 7 of 8 classifications; on 20 Sep Gemini returned 402 'prepayment credits are depleted' on all 28 judge calls of a paid run, and Google's free models were rate-limited UPSTREAM (shared capacity, not our quota) for every call of a free run. The same day a free OpenRouter pairing (nvidia/nemotron-3-super-120b-a12b:free drafting, nex-agi/nex-n2.5-pro:free judging) completed a 5-ticket run, but 3 of its 16 calls returned HTTP 200 carrying no choices at all.</w:t>
             </w:r>
           </w:p>
         </w:tc>
@@ -1466,7 +1469,10 @@
               <w:spacing w:before="50" w:after="50"/>
             </w:pPr>
             <w:r>
-              <w:t>Medium. A failed call delays a ticket rather than answering it wrongly, provided the system degrades rather than crashes.</w:t>
+              <w:rPr>
+                <w:b w:val="0"/>
+              </w:rPr>
+              <w:t>Medium for correctness, high for availability. A failed call delays a ticket rather than answering it wrongly, provided the system degrades rather than crashes — which it did every time above: 0 tickets degraded, A8 reconciled, each failure naming its cause in the decision log. The residual risk is that nothing gets answered at all: on the 20 Sep paid run an unavailable judge blocked all 10 tickets, and on the free run all 5 escalated.</w:t>
             </w:r>
           </w:p>
         </w:tc>

--- a/docs/Governance_Framework.docx
+++ b/docs/Governance_Framework.docx
@@ -821,7 +821,7 @@
               <w:spacing w:before="50" w:after="50"/>
             </w:pPr>
             <w:r>
-              <w:t>Medium. Measured on the 15 Sep 80-ticket run: 14 of the 32 tickets the labels say should be held were auto-sent (43.8%, 95% CI 28-61%).</w:t>
+              <w:t>Medium. Measured on the 20 Sep 80-ticket validation run (harness-20260920T173736Z-8eee28c5): 13 of the 32 tickets the labels say should be held were auto-sent (40.6%, 95% CI 26-58%). Substantially unchanged from the 15 Sep run's 14 of 32 (43.8%) — the intervals overlap almost entirely, so this is the same rate, not an improvement.</w:t>
             </w:r>
           </w:p>
         </w:tc>
@@ -859,7 +859,7 @@
               <w:spacing w:before="50" w:after="50"/>
             </w:pPr>
             <w:r>
-              <w:t>Grounding guardrail blocks any claim with no supporting span in a retrieved passage (FR-17); the generator may decline rather than guess (FR-14); confidence floor 0.85 (D-05b); D-07 policy list never auto-answers four intents. RESIDUAL: the 14 unsafe sends were tickets the corpus cannot answer, answered confidently — the guardrails check what was written, not whether the corpus could answer at all.</w:t>
+              <w:t>Grounding guardrail blocks any claim with no supporting span in a retrieved passage (FR-17); the generator may decline rather than guess (FR-14); confidence floor 0.85 (D-05b); D-07 policy list never auto-answers four intents. RESIDUAL: the 13 unsafe sends were tickets the corpus cannot answer, answered confidently — the guardrails check what was written, not whether the corpus could answer at all. The 20 Sep run attributes 12 of its 26 wrong decisions to answerability, the largest single stage.</w:t>
             </w:r>
           </w:p>
         </w:tc>
@@ -946,7 +946,7 @@
               <w:spacing w:before="50" w:after="50"/>
             </w:pPr>
             <w:r>
-              <w:t>Low. No PII detected in any draft on the 15 Sep run (pii_detections 0), and the synthetic dataset carries none; the model could still fabricate one.</w:t>
+              <w:t>Low. No PII detected in any draft on the 20 Sep 80-ticket run (pii_detections 0) or on the 15 Sep run, and the synthetic dataset carries none; the model could still fabricate one.</w:t>
             </w:r>
           </w:p>
         </w:tc>
@@ -1071,7 +1071,7 @@
               <w:spacing w:before="50" w:after="50"/>
             </w:pPr>
             <w:r>
-              <w:t>Medium, and now measurable. No injection attempt appears in the 500 dev tickets, so live frequency is unknown. Six crafted attacks were run through the live pipeline on 2026-09-20 (tests/fixtures/injection_probe.json): none succeeded — no draft carried the payload and every ticket was blocked — but the FR-18 guardrail fired on none of them; the blocks came from answer relevance and tone/scope.</w:t>
+              <w:t>Medium, and now measurable. No injection attempt appears in the 500 dev tickets, and the input-side detector flagged none of the 80 validation tickets on the 20 Sep run (injection_suspected 0), so live frequency is unknown. Six crafted attacks were run through the live pipeline on 2026-09-20 (tests/fixtures/injection_probe.json): none succeeded — no draft carried the payload and every ticket was blocked — but the FR-18 guardrail fired on none of them; the blocks came from answer relevance and tone/scope.</w:t>
             </w:r>
           </w:p>
         </w:tc>
@@ -1196,7 +1196,7 @@
               <w:spacing w:before="50" w:after="50"/>
             </w:pPr>
             <w:r>
-              <w:t>High, and measured. Non-fluent English is 24.8 percentage points below fluent on decision correctness (47.4% n=19 against 72.1% n=61) on the 15 Sep run.</w:t>
+              <w:t>High, and measured. Non-fluent English is 19.5 percentage points below fluent on decision correctness (52.6% n=19 against 72.1% n=61) on the 20 Sep 80-ticket run, narrowed from 24.8 points on 15 Sep but on the same 19 non-fluent tickets, so the change is two tickets rather than a fix. The unsafe-send rate is the sharper gap: 54.5% (6/11) against 33.3% (7/21) for fluent.</w:t>
             </w:r>
           </w:p>
         </w:tc>
@@ -1577,7 +1577,7 @@
               <w:spacing w:before="50" w:after="50"/>
             </w:pPr>
             <w:r>
-              <w:t>High, and measured. p50 18.7s, p95 30.3s, max 84s on the 15 Sep run; p95 11.2s on the 14 Sep run with a faster judge.</w:t>
+              <w:t>High, and measured. p50 5.8s, p95 6.7s, max 7.0s on the 20 Sep 80-ticket run (n=71 live tickets), down from p50 18.7s, p95 30.3s, max 84s on the 15 Sep run once guardrails were made concurrent (D-12).</w:t>
             </w:r>
           </w:p>
         </w:tc>
@@ -1596,7 +1596,7 @@
               <w:spacing w:before="50" w:after="50"/>
             </w:pPr>
             <w:r>
-              <w:t>Medium. NFR-02 requires p95 at most 4.0s, so the requirement is UNMET on every configuration measured. For an asynchronous support queue this is a target missed, not a customer-facing outage.</w:t>
+              <w:t>Medium. NFR-02 requires p95 at most 4.0s, so the requirement is still UNMET on every configuration measured, though the 20 Sep margin is 2.7s rather than 26s. For an asynchronous support queue this is a target missed, not a customer-facing outage.</w:t>
             </w:r>
           </w:p>
         </w:tc>
@@ -1615,7 +1615,7 @@
               <w:spacing w:before="50" w:after="50"/>
             </w:pPr>
             <w:r>
-              <w:t>Per-call timeout and retry cap bound the worst case; latency is reported in every metrics report (p50, p95, max). The dominant cost is six sequential model calls per ticket, five of them guardrails. NOT MITIGATED: no batching or parallelism. Recorded as a breach in the Stage 5 revision log.</w:t>
+              <w:t>Per-call timeout and retry cap bound the worst case; latency is reported in every metrics report (p50, p95, max). PARTLY MITIGATED: D-12 runs the guardrail judges concurrently, which is what took p95 from 30.3s to 6.7s. What remains is sequential — classification, then retrieval, then generation, then the guardrail fan-out — at p50 1.45s, 0.12s, 1.80s and 2.33s respectively on the 20 Sep run, a mean of 3.77 model calls per ticket. NOT MITIGATED: no batching across tickets. Recorded as a breach in the Stage 5 revision log.</w:t>
             </w:r>
           </w:p>
         </w:tc>
@@ -2557,7 +2557,7 @@
               <w:spacing w:before="50" w:after="50"/>
             </w:pPr>
             <w:r>
-              <w:t>67% (4/6)</w:t>
+              <w:t>67% (4/6; 95% CI 30-90%)</w:t>
             </w:r>
           </w:p>
         </w:tc>
@@ -2576,7 +2576,7 @@
               <w:spacing w:before="50" w:after="50"/>
             </w:pPr>
             <w:r>
-              <w:t>62% (5/8; 95% CI 31-86%)</w:t>
+              <w:t>75% (6/8; 95% CI 41-93%)</w:t>
             </w:r>
           </w:p>
         </w:tc>
@@ -2595,7 +2595,7 @@
               <w:spacing w:before="50" w:after="50"/>
             </w:pPr>
             <w:r>
-              <w:t>16pp below best</w:t>
+              <w:t>1pp above best assessed</w:t>
             </w:r>
           </w:p>
         </w:tc>
@@ -2614,7 +2614,7 @@
               <w:spacing w:before="50" w:after="50"/>
             </w:pPr>
             <w:r>
-              <w:t>Best is standard tier at 79%. n=8 — indicative only; one ticket moves this 12.5pp.</w:t>
+              <w:t>Best assessed tier is standard at 74%. n=8 — below the audit's minimum, so reported but never judged and it cannot be 'best'. One ticket moves this 12.5pp.</w:t>
             </w:r>
           </w:p>
         </w:tc>
@@ -2679,7 +2679,7 @@
               <w:spacing w:before="50" w:after="50"/>
             </w:pPr>
             <w:r>
-              <w:t>62% (13/21)</w:t>
+              <w:t>67% (14/21; 95% CI 45-83%)</w:t>
             </w:r>
           </w:p>
         </w:tc>
@@ -2699,7 +2699,7 @@
               <w:spacing w:before="50" w:after="50"/>
             </w:pPr>
             <w:r>
-              <w:t>50% (15/30; 95% CI 33-67%)</w:t>
+              <w:t>57% (17/30; 95% CI 39-73%)</w:t>
             </w:r>
           </w:p>
         </w:tc>
@@ -2719,7 +2719,7 @@
               <w:spacing w:before="50" w:after="50"/>
             </w:pPr>
             <w:r>
-              <w:t>29pp below best</w:t>
+              <w:t>17pp below best</w:t>
             </w:r>
           </w:p>
         </w:tc>
@@ -2739,7 +2739,7 @@
               <w:spacing w:before="50" w:after="50"/>
             </w:pPr>
             <w:r>
-              <w:t>The largest gap in the audit. Best is standard tier at 79% (n=42). Not explained by ticket mix: business tickets are 70% answerable against 60% for standard.</w:t>
+              <w:t>The largest tier gap in the audit, narrowed from 29pp on 15 Sep. Best is standard at 74% (n=42). On auto_precision, which is the measure NFR-05 binds for tier, business is 70.0% against standard's 70.8% — within the 10pp limit.</w:t>
             </w:r>
           </w:p>
         </w:tc>
@@ -2801,7 +2801,7 @@
               <w:spacing w:before="50" w:after="50"/>
             </w:pPr>
             <w:r>
-              <w:t>75% (30/40)</w:t>
+              <w:t>75% (30/40; 95% CI 60-86%)</w:t>
             </w:r>
           </w:p>
         </w:tc>
@@ -2858,7 +2858,7 @@
               <w:spacing w:before="50" w:after="50"/>
             </w:pPr>
             <w:r>
-              <w:t>Binding dimension for NFR-05 (EV-DATA-09). Mean classifier confidence 0.8151.</w:t>
+              <w:t>Binding dimension for NFR-05 (EV-DATA-09). Mean classifier confidence 0.8102. 40 tickets should auto-send; 17 are unanswerable.</w:t>
             </w:r>
           </w:p>
         </w:tc>
@@ -2923,7 +2923,7 @@
               <w:spacing w:before="50" w:after="50"/>
             </w:pPr>
             <w:r>
-              <w:t>62% (5/8)</w:t>
+              <w:t>62% (5/8; 95% CI 31-86%)</w:t>
             </w:r>
           </w:p>
         </w:tc>
@@ -2943,7 +2943,7 @@
               <w:spacing w:before="50" w:after="50"/>
             </w:pPr>
             <w:r>
-              <w:t>47% (9/19; 95% CI 27-68%)</w:t>
+              <w:t>53% (10/19; 95% CI 32-73%)</w:t>
             </w:r>
           </w:p>
         </w:tc>
@@ -2963,7 +2963,7 @@
               <w:spacing w:before="50" w:after="50"/>
             </w:pPr>
             <w:r>
-              <w:t>25pp below best</w:t>
+              <w:t>20pp below best</w:t>
             </w:r>
           </w:p>
         </w:tc>
@@ -2983,7 +2983,7 @@
               <w:spacing w:before="50" w:after="50"/>
             </w:pPr>
             <w:r>
-              <w:t>Verdict BREACH_NOT_SIGNIFICANT: past the 15pp limit, but the intervals overlap at n=19. Unanswerable tickets auto-sent: 7 of 11 (64%) against 33% for fluent.</w:t>
+              <w:t>Verdict BREACH_NOT_SIGNIFICANT: past the 15pp limit, but the intervals overlap at n=19. Unsafe-send rate 54.5% (6/11) against 33.3% for fluent. 10 of the 19 are unanswerable, against 17 of 61 for fluent.</w:t>
             </w:r>
           </w:p>
         </w:tc>
@@ -3045,7 +3045,7 @@
               <w:spacing w:before="50" w:after="50"/>
             </w:pPr>
             <w:r>
-              <w:t>60% (9/15)</w:t>
+              <w:t>53% (8/15; 95% CI 30-75%)</w:t>
             </w:r>
           </w:p>
         </w:tc>
@@ -3083,7 +3083,7 @@
               <w:spacing w:before="50" w:after="50"/>
             </w:pPr>
             <w:r>
-              <w:t>14pp below best</w:t>
+              <w:t>11pp below best</w:t>
             </w:r>
           </w:p>
         </w:tc>
@@ -3102,7 +3102,7 @@
               <w:spacing w:before="50" w:after="50"/>
             </w:pPr>
             <w:r>
-              <w:t>Under 23 words. Within the 15pp limit. Mean confidence 0.7464, the lowest of the three length bands — the classifier is appropriately less certain on thin input.</w:t>
+              <w:t>Under 23 words. Within the 15pp limit. Mean confidence 0.7411, the lowest of the three length bands — the classifier is appropriately less certain on thin input. 13 of 28 are unanswerable, the highest share of any band.</w:t>
             </w:r>
           </w:p>
         </w:tc>
@@ -3167,7 +3167,7 @@
               <w:spacing w:before="50" w:after="50"/>
             </w:pPr>
             <w:r>
-              <w:t>80% (12/15)</w:t>
+              <w:t>87% (13/15; 95% CI 62-96%)</w:t>
             </w:r>
           </w:p>
         </w:tc>
@@ -3187,7 +3187,7 @@
               <w:spacing w:before="50" w:after="50"/>
             </w:pPr>
             <w:r>
-              <w:t>62% (15/24; 95% CI 43-79%)</w:t>
+              <w:t>71% (17/24; 95% CI 51-85%)</w:t>
             </w:r>
           </w:p>
         </w:tc>
@@ -3207,7 +3207,7 @@
               <w:spacing w:before="50" w:after="50"/>
             </w:pPr>
             <w:r>
-              <w:t>12pp below best</w:t>
+              <w:t>1pp below best</w:t>
             </w:r>
           </w:p>
         </w:tc>
@@ -3227,7 +3227,7 @@
               <w:spacing w:before="50" w:after="50"/>
             </w:pPr>
             <w:r>
-              <w:t>Over 31 words. Best is medium-length at 75%. Resolution is highest here, but more of these tickets are unanswerable and get answered anyway.</w:t>
+              <w:t>Over 31 words. Best is medium-length at 71%. Resolution is highest here, but more of these tickets are unanswerable and get answered anyway.</w:t>
             </w:r>
           </w:p>
         </w:tc>
@@ -5356,7 +5356,7 @@
               <w:spacing w:before="50" w:after="50"/>
             </w:pPr>
             <w:r>
-              <w:t>a fluent, well-grounded-looking reply to a question the documentation cannot answer. Measured on the 15 Sep run: 14 of 32 tickets that should have been held were auto-sent, and the generator declined only 8 of 27 unanswerable tickets (recall 0.30). The guardrails verify the claims in a draft; nothing verifies that the corpus could answer the ticket in the first place. D-05b reached the same conclusion from the other direction: no confidence threshold meets the 0.95 precision floor, because answerability, not confidence, is the binding constraint.</w:t>
+              <w:t>a fluent, well-grounded-looking reply to a question the documentation cannot answer. Measured on the 20 Sep 80-ticket run: 13 of 32 tickets that should have been held were auto-sent, and the generator declined only 8 of 27 unanswerable tickets (recall 0.30) — the same recall as 15 Sep, so nothing since has addressed it. The guardrails verify the claims in a draft; nothing verifies that the corpus could answer the ticket in the first place. D-05b reached the same conclusion from the other direction: no confidence threshold meets the 0.95 precision floor, because answerability, not confidence, is the binding constraint.</w:t>
             </w:r>
           </w:p>
         </w:tc>
@@ -5401,7 +5401,7 @@
               <w:spacing w:before="50" w:after="50"/>
             </w:pPr>
             <w:r>
-              <w:t>(1) an answerability check that holds tickets the corpus cannot answer; (2) a completed gate run on the graded free-tier configuration (D-01a); (3) NFR-02 latency inside target — p95 is 30.3s against a 4.0s requirement; (4) a tested kill switch and a rehearsed incident drill; (5) a human groundedness review of at least 50 replies by two assessors, as the Evaluation Framework requires, because the LLM judge failed calibration at Spearman 0.35 and cannot stand in for it.</w:t>
+              <w:t>(1) an answerability check that holds tickets the corpus cannot answer; (2) a completed gate run on the graded free-tier configuration (D-01a) — the 20 Sep 80-ticket gate ran on the paid pairing, at a cost of $0.80; (3) NFR-02 latency inside target — p95 is 6.7s against a 4.0s requirement, down from 30.3s but still short; (4) a tested kill switch and a rehearsed incident drill; (5) a human groundedness review of at least 50 replies by two assessors, as the Evaluation Framework requires, because the LLM judge failed calibration at Spearman 0.35 and cannot stand in for it.</w:t>
             </w:r>
           </w:p>
         </w:tc>

--- a/docs/Governance_Framework.docx
+++ b/docs/Governance_Framework.docx
@@ -821,7 +821,7 @@
               <w:spacing w:before="50" w:after="50"/>
             </w:pPr>
             <w:r>
-              <w:t>Medium. Measured on the 20 Sep 80-ticket validation run (harness-20260920T173736Z-8eee28c5): 13 of the 32 tickets the labels say should be held were auto-sent (40.6%, 95% CI 26-58%). Substantially unchanged from the 15 Sep run's 14 of 32 (43.8%) — the intervals overlap almost entirely, so this is the same rate, not an improvement.</w:t>
+              <w:t>Medium. Measured on the 25 Sep 410-ticket development run (harness-20260923T191730Z-991c8f6a, free local configuration): 76 of the 157 tickets the labels say should be held were auto-sent (48.4%, 95% CI 41-56%). Higher than the 20 Sep 80-ticket validation figure of 40.6%, but the two are not comparable: 91 of these 410 tickets carry text that appears elsewhere in the labelled data under a different expected_route, and on the uncontaminated subset the auto-send precision is 81.5% rather than 75.0%.</w:t>
             </w:r>
           </w:p>
         </w:tc>
@@ -859,7 +859,7 @@
               <w:spacing w:before="50" w:after="50"/>
             </w:pPr>
             <w:r>
-              <w:t>Grounding guardrail blocks any claim with no supporting span in a retrieved passage (FR-17); the generator may decline rather than guess (FR-14); confidence floor 0.85 (D-05b); D-07 policy list never auto-answers four intents. RESIDUAL: the 13 unsafe sends were tickets the corpus cannot answer, answered confidently — the guardrails check what was written, not whether the corpus could answer at all. The 20 Sep run attributes 12 of its 26 wrong decisions to answerability, the largest single stage.</w:t>
+              <w:t>Grounding guardrail blocks any claim with no supporting span in a retrieved passage (FR-17); the generator may decline rather than guess (FR-14); confidence floor 0.85 (D-05b); D-07 policy list never auto-answers four intents. Added 24 Sep: the generator's D-06 self-check now also rejects a draft containing a figure that appears in neither the retrieved passages nor the ticket, and returns it as retry feedback; an exhausted retry escalates. This closes a mode the guardrails cannot see — on dev_local_80_20260923, DEV-0024 quoted DOC-DATA-002's rate correctly and turned 400 GB into 'around 40 hours' (correct: 40 minutes) and was SENT, because the citation resolves and the rate is accurate; only the arithmetic was wrong. On the 410-ticket run the check fired twice, both true positives, no false positives, and 0 of 304 sent replies carried a derived figure. RESIDUAL: answerability remains the largest single failure stage (63 of 174 wrong decisions); the generator declined only 11 of 115 unanswerable tickets (recall 0.096), up from 0 of 23 but still low.</w:t>
             </w:r>
           </w:p>
         </w:tc>
@@ -1196,7 +1196,7 @@
               <w:spacing w:before="50" w:after="50"/>
             </w:pPr>
             <w:r>
-              <w:t>High, and measured. Non-fluent English is 19.5 percentage points below fluent on decision correctness (52.6% n=19 against 72.1% n=61) on the 20 Sep 80-ticket run, narrowed from 24.8 points on 15 Sep but on the same 19 non-fluent tickets, so the change is two tickets rather than a fix. The unsafe-send rate is the sharper gap: 54.5% (6/11) against 33.3% (7/21) for fluent.</w:t>
+              <w:t>Medium, and measured at a usable n for the first time. On the 25 Sep 410-ticket development run the direction reverses: non-fluent English is 77.5% on decision correctness (n=102) against 74.7% for fluent (n=308) — non-fluent is now the better segment, and the language_fluency verdict is WITHIN_LIMIT on all three NFR-05 metrics. The 19.5-point gap reported from the 20 Sep 80-ticket run rested on 19 non-fluent tickets; at n=102 it does not reproduce.</w:t>
             </w:r>
           </w:p>
         </w:tc>
@@ -1236,7 +1236,7 @@
               <w:spacing w:before="50" w:after="50"/>
             </w:pPr>
             <w:r>
-              <w:t>NFR-05 sets a 15pp limit; evaluation/fairness_audit.py runs per segment on every run and is tabled in section 3 below. Verdict on the binding dimension is BREACH_NOT_SIGNIFICANT: the gap exceeds 15pp but the 95% intervals overlap at n=19, so it is neither cleared nor proven. Classifier never sees tier, region, name or fluency (PR-CLASSIFY-01).</w:t>
+              <w:t>NFR-05 sets a 15pp limit; evaluation/fairness_audit.py runs per segment on every run and is tabled in section 3 below. On the 410-ticket run NFR-05 records no breaches. Three dimensions remain unproven rather than cleared (customer_region decision_correct and unsafe_send_rate, customer_tier auto_precision): their gaps exceed the limit but the 95% intervals overlap at n=19-71. The Framework's own 5-point target is still exceeded on customer_region (15 points, latin_america against europe, n=19). Classifier never sees tier, region, name or fluency (PR-CLASSIFY-01).</w:t>
             </w:r>
           </w:p>
         </w:tc>
@@ -2538,7 +2538,7 @@
               <w:spacing w:before="50" w:after="50"/>
             </w:pPr>
             <w:r>
-              <w:t>8</w:t>
+              <w:t>71</w:t>
             </w:r>
           </w:p>
         </w:tc>
@@ -2557,7 +2557,7 @@
               <w:spacing w:before="50" w:after="50"/>
             </w:pPr>
             <w:r>
-              <w:t>67% (4/6; 95% CI 30-90%)</w:t>
+              <w:t>93% (38/41; 95% CI 81-97%)</w:t>
             </w:r>
           </w:p>
         </w:tc>
@@ -2576,7 +2576,7 @@
               <w:spacing w:before="50" w:after="50"/>
             </w:pPr>
             <w:r>
-              <w:t>75% (6/8; 95% CI 41-93%)</w:t>
+              <w:t>72% (51/71; 95% CI 60-81%)</w:t>
             </w:r>
           </w:p>
         </w:tc>
@@ -2595,7 +2595,7 @@
               <w:spacing w:before="50" w:after="50"/>
             </w:pPr>
             <w:r>
-              <w:t>1pp above best assessed</w:t>
+              <w:t>9pp below best</w:t>
             </w:r>
           </w:p>
         </w:tc>
@@ -2614,7 +2614,7 @@
               <w:spacing w:before="50" w:after="50"/>
             </w:pPr>
             <w:r>
-              <w:t>Best assessed tier is standard at 74%. n=8 — below the audit's minimum, so reported but never judged and it cannot be 'best'. One ticket moves this 12.5pp.</w:t>
+              <w:t>Quality is decision correctness against labels.expected_route. NFR-05 verdict for customer_tier: BREACH_NOT_SIGNIFICANT.</w:t>
             </w:r>
           </w:p>
         </w:tc>
@@ -2639,7 +2639,7 @@
               <w:rPr>
                 <w:sz w:val="15"/>
               </w:rPr>
-              <w:t>Small business customers</w:t>
+              <w:t>Business customers</w:t>
             </w:r>
           </w:p>
         </w:tc>
@@ -2659,7 +2659,7 @@
               <w:spacing w:before="50" w:after="50"/>
             </w:pPr>
             <w:r>
-              <w:t>30</w:t>
+              <w:t>133</w:t>
             </w:r>
           </w:p>
         </w:tc>
@@ -2679,7 +2679,7 @@
               <w:spacing w:before="50" w:after="50"/>
             </w:pPr>
             <w:r>
-              <w:t>67% (14/21; 95% CI 45-83%)</w:t>
+              <w:t>90% (77/86; 95% CI 81-94%)</w:t>
             </w:r>
           </w:p>
         </w:tc>
@@ -2699,7 +2699,7 @@
               <w:spacing w:before="50" w:after="50"/>
             </w:pPr>
             <w:r>
-              <w:t>57% (17/30; 95% CI 39-73%)</w:t>
+              <w:t>80% (107/133; 95% CI 73-86%)</w:t>
             </w:r>
           </w:p>
         </w:tc>
@@ -2719,7 +2719,7 @@
               <w:spacing w:before="50" w:after="50"/>
             </w:pPr>
             <w:r>
-              <w:t>17pp below best</w:t>
+              <w:t>Best segment in its dimension</w:t>
             </w:r>
           </w:p>
         </w:tc>
@@ -2739,7 +2739,7 @@
               <w:spacing w:before="50" w:after="50"/>
             </w:pPr>
             <w:r>
-              <w:t>The largest tier gap in the audit, narrowed from 29pp on 15 Sep. Best is standard at 74% (n=42). On auto_precision, which is the measure NFR-05 binds for tier, business is 70.0% against standard's 70.8% — within the 10pp limit.</w:t>
+              <w:t>Quality is decision correctness against labels.expected_route. NFR-05 verdict for customer_tier: BREACH_NOT_SIGNIFICANT.</w:t>
             </w:r>
           </w:p>
         </w:tc>
@@ -2763,7 +2763,7 @@
               <w:rPr>
                 <w:sz w:val="15"/>
               </w:rPr>
-              <w:t>Tickets in fluent English</w:t>
+              <w:t>Standard customers</w:t>
             </w:r>
           </w:p>
         </w:tc>
@@ -2782,7 +2782,7 @@
               <w:spacing w:before="50" w:after="50"/>
             </w:pPr>
             <w:r>
-              <w:t>61</w:t>
+              <w:t>206</w:t>
             </w:r>
           </w:p>
         </w:tc>
@@ -2801,7 +2801,7 @@
               <w:spacing w:before="50" w:after="50"/>
             </w:pPr>
             <w:r>
-              <w:t>75% (30/40; 95% CI 60-86%)</w:t>
+              <w:t>90% (113/126; 95% CI 83-94%)</w:t>
             </w:r>
           </w:p>
         </w:tc>
@@ -2820,7 +2820,7 @@
               <w:spacing w:before="50" w:after="50"/>
             </w:pPr>
             <w:r>
-              <w:t>72% (44/61; 95% CI 60-82%)</w:t>
+              <w:t>73% (151/206; 95% CI 67-79%)</w:t>
             </w:r>
           </w:p>
         </w:tc>
@@ -2839,7 +2839,7 @@
               <w:spacing w:before="50" w:after="50"/>
             </w:pPr>
             <w:r>
-              <w:t>Best segment</w:t>
+              <w:t>7pp below best</w:t>
             </w:r>
           </w:p>
         </w:tc>
@@ -2858,7 +2858,7 @@
               <w:spacing w:before="50" w:after="50"/>
             </w:pPr>
             <w:r>
-              <w:t>Binding dimension for NFR-05 (EV-DATA-09). Mean classifier confidence 0.8102. 40 tickets should auto-send; 17 are unanswerable.</w:t>
+              <w:t>Quality is decision correctness against labels.expected_route. NFR-05 verdict for customer_tier: BREACH_NOT_SIGNIFICANT.</w:t>
             </w:r>
           </w:p>
         </w:tc>
@@ -2883,7 +2883,7 @@
               <w:rPr>
                 <w:sz w:val="15"/>
               </w:rPr>
-              <w:t>Tickets in non-fluent English</w:t>
+              <w:t>Tickets in fluent English</w:t>
             </w:r>
           </w:p>
         </w:tc>
@@ -2903,7 +2903,7 @@
               <w:spacing w:before="50" w:after="50"/>
             </w:pPr>
             <w:r>
-              <w:t>19</w:t>
+              <w:t>308</w:t>
             </w:r>
           </w:p>
         </w:tc>
@@ -2923,7 +2923,7 @@
               <w:spacing w:before="50" w:after="50"/>
             </w:pPr>
             <w:r>
-              <w:t>62% (5/8; 95% CI 31-86%)</w:t>
+              <w:t>91% (171/187; 95% CI 87-95%)</w:t>
             </w:r>
           </w:p>
         </w:tc>
@@ -2943,7 +2943,7 @@
               <w:spacing w:before="50" w:after="50"/>
             </w:pPr>
             <w:r>
-              <w:t>53% (10/19; 95% CI 32-73%)</w:t>
+              <w:t>75% (230/308; 95% CI 70-79%)</w:t>
             </w:r>
           </w:p>
         </w:tc>
@@ -2963,7 +2963,7 @@
               <w:spacing w:before="50" w:after="50"/>
             </w:pPr>
             <w:r>
-              <w:t>20pp below best</w:t>
+              <w:t>3pp below best</w:t>
             </w:r>
           </w:p>
         </w:tc>
@@ -2983,7 +2983,7 @@
               <w:spacing w:before="50" w:after="50"/>
             </w:pPr>
             <w:r>
-              <w:t>Verdict BREACH_NOT_SIGNIFICANT: past the 15pp limit, but the intervals overlap at n=19. Unsafe-send rate 54.5% (6/11) against 33.3% for fluent. 10 of the 19 are unanswerable, against 17 of 61 for fluent.</w:t>
+              <w:t>Quality is decision correctness against labels.expected_route. NFR-05 verdict for language_fluency: WITHIN_LIMIT.</w:t>
             </w:r>
           </w:p>
         </w:tc>
@@ -3007,7 +3007,7 @@
               <w:rPr>
                 <w:sz w:val="15"/>
               </w:rPr>
-              <w:t>Short tickets</w:t>
+              <w:t>Tickets in non-fluent English</w:t>
             </w:r>
           </w:p>
         </w:tc>
@@ -3026,7 +3026,7 @@
               <w:spacing w:before="50" w:after="50"/>
             </w:pPr>
             <w:r>
-              <w:t>28</w:t>
+              <w:t>102</w:t>
             </w:r>
           </w:p>
         </w:tc>
@@ -3045,7 +3045,7 @@
               <w:spacing w:before="50" w:after="50"/>
             </w:pPr>
             <w:r>
-              <w:t>53% (8/15; 95% CI 30-75%)</w:t>
+              <w:t>86% (57/66; 95% CI 76-93%)</w:t>
             </w:r>
           </w:p>
         </w:tc>
@@ -3064,7 +3064,7 @@
               <w:spacing w:before="50" w:after="50"/>
             </w:pPr>
             <w:r>
-              <w:t>61% (17/28; 95% CI 42-76%)</w:t>
+              <w:t>77% (79/102; 95% CI 68-84%)</w:t>
             </w:r>
           </w:p>
         </w:tc>
@@ -3083,7 +3083,7 @@
               <w:spacing w:before="50" w:after="50"/>
             </w:pPr>
             <w:r>
-              <w:t>11pp below best</w:t>
+              <w:t>Best segment in its dimension</w:t>
             </w:r>
           </w:p>
         </w:tc>
@@ -3102,7 +3102,7 @@
               <w:spacing w:before="50" w:after="50"/>
             </w:pPr>
             <w:r>
-              <w:t>Under 23 words. Within the 15pp limit. Mean confidence 0.7411, the lowest of the three length bands — the classifier is appropriately less certain on thin input. 13 of 28 are unanswerable, the highest share of any band.</w:t>
+              <w:t>Quality is decision correctness against labels.expected_route. NFR-05 verdict for language_fluency: WITHIN_LIMIT.</w:t>
             </w:r>
           </w:p>
         </w:tc>
@@ -3127,7 +3127,7 @@
               <w:rPr>
                 <w:sz w:val="15"/>
               </w:rPr>
-              <w:t>Long or complex tickets</w:t>
+              <w:t>Short tickets</w:t>
             </w:r>
           </w:p>
         </w:tc>
@@ -3147,7 +3147,7 @@
               <w:spacing w:before="50" w:after="50"/>
             </w:pPr>
             <w:r>
-              <w:t>24</w:t>
+              <w:t>145</w:t>
             </w:r>
           </w:p>
         </w:tc>
@@ -3167,7 +3167,7 @@
               <w:spacing w:before="50" w:after="50"/>
             </w:pPr>
             <w:r>
-              <w:t>87% (13/15; 95% CI 62-96%)</w:t>
+              <w:t>89% (71/80; 95% CI 80-94%)</w:t>
             </w:r>
           </w:p>
         </w:tc>
@@ -3187,7 +3187,7 @@
               <w:spacing w:before="50" w:after="50"/>
             </w:pPr>
             <w:r>
-              <w:t>71% (17/24; 95% CI 51-85%)</w:t>
+              <w:t>77% (112/145; 95% CI 70-83%)</w:t>
             </w:r>
           </w:p>
         </w:tc>
@@ -3207,7 +3207,7 @@
               <w:spacing w:before="50" w:after="50"/>
             </w:pPr>
             <w:r>
-              <w:t>1pp below best</w:t>
+              <w:t>Best segment in its dimension</w:t>
             </w:r>
           </w:p>
         </w:tc>
@@ -3227,7 +3227,7 @@
               <w:spacing w:before="50" w:after="50"/>
             </w:pPr>
             <w:r>
-              <w:t>Over 31 words. Best is medium-length at 71%. Resolution is highest here, but more of these tickets are unanswerable and get answered anyway.</w:t>
+              <w:t>Quality is decision correctness against labels.expected_route. NFR-05 verdict for length: WITHIN_LIMIT.</w:t>
             </w:r>
           </w:p>
         </w:tc>
@@ -3251,6 +3251,7 @@
               <w:rPr>
                 <w:sz w:val="15"/>
               </w:rPr>
+              <w:t>Long or complex tickets</w:t>
             </w:r>
           </w:p>
         </w:tc>
@@ -3272,6 +3273,7 @@
               <w:rPr>
                 <w:sz w:val="15"/>
               </w:rPr>
+              <w:t>136</w:t>
             </w:r>
           </w:p>
         </w:tc>
@@ -3293,6 +3295,7 @@
               <w:rPr>
                 <w:sz w:val="15"/>
               </w:rPr>
+              <w:t>93% (80/86; 95% CI 86-97%)</w:t>
             </w:r>
           </w:p>
         </w:tc>
@@ -3314,6 +3317,7 @@
               <w:rPr>
                 <w:sz w:val="15"/>
               </w:rPr>
+              <w:t>71% (97/136; 95% CI 63-78%)</w:t>
             </w:r>
           </w:p>
         </w:tc>
@@ -3335,6 +3339,7 @@
               <w:rPr>
                 <w:sz w:val="15"/>
               </w:rPr>
+              <w:t>6pp below best</w:t>
             </w:r>
           </w:p>
         </w:tc>
@@ -3356,268 +3361,7 @@
               <w:rPr>
                 <w:sz w:val="15"/>
               </w:rPr>
-            </w:r>
-          </w:p>
-        </w:tc>
-      </w:tr>
-      <w:tr>
-        <w:tc>
-          <w:tcPr>
-            <w:tcW w:type="dxa" w:w="2160"/>
-            <w:tcBorders>
-              <w:top w:val="single" w:sz="6" w:color="D9D9E0"/>
-              <w:left w:val="single" w:sz="6" w:color="D9D9E0"/>
-              <w:bottom w:val="single" w:sz="6" w:color="D9D9E0"/>
-              <w:right w:val="single" w:sz="6" w:color="D9D9E0"/>
-            </w:tcBorders>
-            <w:shd w:val="clear" w:fill="F4F4F7"/>
-          </w:tcPr>
-          <w:p>
-            <w:pPr>
-              <w:spacing w:before="50" w:after="50"/>
-            </w:pPr>
-            <w:r>
-              <w:rPr>
-                <w:sz w:val="15"/>
-              </w:rPr>
-            </w:r>
-          </w:p>
-        </w:tc>
-        <w:tc>
-          <w:tcPr>
-            <w:tcW w:type="dxa" w:w="1368"/>
-            <w:tcBorders>
-              <w:top w:val="single" w:sz="6" w:color="D9D9E0"/>
-              <w:left w:val="single" w:sz="6" w:color="D9D9E0"/>
-              <w:bottom w:val="single" w:sz="6" w:color="D9D9E0"/>
-              <w:right w:val="single" w:sz="6" w:color="D9D9E0"/>
-            </w:tcBorders>
-            <w:shd w:val="clear" w:fill="F4F4F7"/>
-          </w:tcPr>
-          <w:p>
-            <w:pPr>
-              <w:spacing w:before="50" w:after="50"/>
-            </w:pPr>
-            <w:r>
-              <w:rPr>
-                <w:sz w:val="15"/>
-              </w:rPr>
-            </w:r>
-          </w:p>
-        </w:tc>
-        <w:tc>
-          <w:tcPr>
-            <w:tcW w:type="dxa" w:w="1368"/>
-            <w:tcBorders>
-              <w:top w:val="single" w:sz="6" w:color="D9D9E0"/>
-              <w:left w:val="single" w:sz="6" w:color="D9D9E0"/>
-              <w:bottom w:val="single" w:sz="6" w:color="D9D9E0"/>
-              <w:right w:val="single" w:sz="6" w:color="D9D9E0"/>
-            </w:tcBorders>
-            <w:shd w:val="clear" w:fill="F4F4F7"/>
-          </w:tcPr>
-          <w:p>
-            <w:pPr>
-              <w:spacing w:before="50" w:after="50"/>
-            </w:pPr>
-            <w:r>
-              <w:rPr>
-                <w:sz w:val="15"/>
-              </w:rPr>
-            </w:r>
-          </w:p>
-        </w:tc>
-        <w:tc>
-          <w:tcPr>
-            <w:tcW w:type="dxa" w:w="1296"/>
-            <w:tcBorders>
-              <w:top w:val="single" w:sz="6" w:color="D9D9E0"/>
-              <w:left w:val="single" w:sz="6" w:color="D9D9E0"/>
-              <w:bottom w:val="single" w:sz="6" w:color="D9D9E0"/>
-              <w:right w:val="single" w:sz="6" w:color="D9D9E0"/>
-            </w:tcBorders>
-            <w:shd w:val="clear" w:fill="F4F4F7"/>
-          </w:tcPr>
-          <w:p>
-            <w:pPr>
-              <w:spacing w:before="50" w:after="50"/>
-            </w:pPr>
-            <w:r>
-              <w:rPr>
-                <w:sz w:val="15"/>
-              </w:rPr>
-            </w:r>
-          </w:p>
-        </w:tc>
-        <w:tc>
-          <w:tcPr>
-            <w:tcW w:type="dxa" w:w="1440"/>
-            <w:tcBorders>
-              <w:top w:val="single" w:sz="6" w:color="D9D9E0"/>
-              <w:left w:val="single" w:sz="6" w:color="D9D9E0"/>
-              <w:bottom w:val="single" w:sz="6" w:color="D9D9E0"/>
-              <w:right w:val="single" w:sz="6" w:color="D9D9E0"/>
-            </w:tcBorders>
-            <w:shd w:val="clear" w:fill="F4F4F7"/>
-          </w:tcPr>
-          <w:p>
-            <w:pPr>
-              <w:spacing w:before="50" w:after="50"/>
-            </w:pPr>
-            <w:r>
-              <w:rPr>
-                <w:sz w:val="15"/>
-              </w:rPr>
-            </w:r>
-          </w:p>
-        </w:tc>
-        <w:tc>
-          <w:tcPr>
-            <w:tcW w:type="dxa" w:w="2016"/>
-            <w:tcBorders>
-              <w:top w:val="single" w:sz="6" w:color="D9D9E0"/>
-              <w:left w:val="single" w:sz="6" w:color="D9D9E0"/>
-              <w:bottom w:val="single" w:sz="6" w:color="D9D9E0"/>
-              <w:right w:val="single" w:sz="6" w:color="D9D9E0"/>
-            </w:tcBorders>
-            <w:shd w:val="clear" w:fill="F4F4F7"/>
-          </w:tcPr>
-          <w:p>
-            <w:pPr>
-              <w:spacing w:before="50" w:after="50"/>
-            </w:pPr>
-            <w:r>
-              <w:rPr>
-                <w:sz w:val="15"/>
-              </w:rPr>
-            </w:r>
-          </w:p>
-        </w:tc>
-      </w:tr>
-      <w:tr>
-        <w:tc>
-          <w:tcPr>
-            <w:tcW w:type="dxa" w:w="2160"/>
-            <w:tcBorders>
-              <w:top w:val="single" w:sz="6" w:color="D9D9E0"/>
-              <w:left w:val="single" w:sz="6" w:color="D9D9E0"/>
-              <w:bottom w:val="single" w:sz="6" w:color="D9D9E0"/>
-              <w:right w:val="single" w:sz="6" w:color="D9D9E0"/>
-            </w:tcBorders>
-          </w:tcPr>
-          <w:p>
-            <w:pPr>
-              <w:spacing w:before="50" w:after="50"/>
-            </w:pPr>
-            <w:r>
-              <w:rPr>
-                <w:sz w:val="15"/>
-              </w:rPr>
-            </w:r>
-          </w:p>
-        </w:tc>
-        <w:tc>
-          <w:tcPr>
-            <w:tcW w:type="dxa" w:w="1368"/>
-            <w:tcBorders>
-              <w:top w:val="single" w:sz="6" w:color="D9D9E0"/>
-              <w:left w:val="single" w:sz="6" w:color="D9D9E0"/>
-              <w:bottom w:val="single" w:sz="6" w:color="D9D9E0"/>
-              <w:right w:val="single" w:sz="6" w:color="D9D9E0"/>
-            </w:tcBorders>
-          </w:tcPr>
-          <w:p>
-            <w:pPr>
-              <w:spacing w:before="50" w:after="50"/>
-            </w:pPr>
-            <w:r>
-              <w:rPr>
-                <w:sz w:val="15"/>
-              </w:rPr>
-            </w:r>
-          </w:p>
-        </w:tc>
-        <w:tc>
-          <w:tcPr>
-            <w:tcW w:type="dxa" w:w="1368"/>
-            <w:tcBorders>
-              <w:top w:val="single" w:sz="6" w:color="D9D9E0"/>
-              <w:left w:val="single" w:sz="6" w:color="D9D9E0"/>
-              <w:bottom w:val="single" w:sz="6" w:color="D9D9E0"/>
-              <w:right w:val="single" w:sz="6" w:color="D9D9E0"/>
-            </w:tcBorders>
-          </w:tcPr>
-          <w:p>
-            <w:pPr>
-              <w:spacing w:before="50" w:after="50"/>
-            </w:pPr>
-            <w:r>
-              <w:rPr>
-                <w:sz w:val="15"/>
-              </w:rPr>
-            </w:r>
-          </w:p>
-        </w:tc>
-        <w:tc>
-          <w:tcPr>
-            <w:tcW w:type="dxa" w:w="1296"/>
-            <w:tcBorders>
-              <w:top w:val="single" w:sz="6" w:color="D9D9E0"/>
-              <w:left w:val="single" w:sz="6" w:color="D9D9E0"/>
-              <w:bottom w:val="single" w:sz="6" w:color="D9D9E0"/>
-              <w:right w:val="single" w:sz="6" w:color="D9D9E0"/>
-            </w:tcBorders>
-          </w:tcPr>
-          <w:p>
-            <w:pPr>
-              <w:spacing w:before="50" w:after="50"/>
-            </w:pPr>
-            <w:r>
-              <w:rPr>
-                <w:sz w:val="15"/>
-              </w:rPr>
-            </w:r>
-          </w:p>
-        </w:tc>
-        <w:tc>
-          <w:tcPr>
-            <w:tcW w:type="dxa" w:w="1440"/>
-            <w:tcBorders>
-              <w:top w:val="single" w:sz="6" w:color="D9D9E0"/>
-              <w:left w:val="single" w:sz="6" w:color="D9D9E0"/>
-              <w:bottom w:val="single" w:sz="6" w:color="D9D9E0"/>
-              <w:right w:val="single" w:sz="6" w:color="D9D9E0"/>
-            </w:tcBorders>
-          </w:tcPr>
-          <w:p>
-            <w:pPr>
-              <w:spacing w:before="50" w:after="50"/>
-            </w:pPr>
-            <w:r>
-              <w:rPr>
-                <w:sz w:val="15"/>
-              </w:rPr>
-            </w:r>
-          </w:p>
-        </w:tc>
-        <w:tc>
-          <w:tcPr>
-            <w:tcW w:type="dxa" w:w="2016"/>
-            <w:tcBorders>
-              <w:top w:val="single" w:sz="6" w:color="D9D9E0"/>
-              <w:left w:val="single" w:sz="6" w:color="D9D9E0"/>
-              <w:bottom w:val="single" w:sz="6" w:color="D9D9E0"/>
-              <w:right w:val="single" w:sz="6" w:color="D9D9E0"/>
-            </w:tcBorders>
-          </w:tcPr>
-          <w:p>
-            <w:pPr>
-              <w:spacing w:before="50" w:after="50"/>
-            </w:pPr>
-            <w:r>
-              <w:rPr>
-                <w:sz w:val="15"/>
-              </w:rPr>
+              <w:t>Quality is decision correctness against labels.expected_route. NFR-05 verdict for length: WITHIN_LIMIT.</w:t>
             </w:r>
           </w:p>
         </w:tc>
@@ -4153,6 +3897,74 @@
                 <w:sz w:val="17"/>
               </w:rPr>
               <w:t>Escalate. A missing confidence score is not a high one.</w:t>
+            </w:r>
+          </w:p>
+        </w:tc>
+      </w:tr>
+      <w:tr>
+        <w:tc>
+          <w:tcPr>
+            <w:tcW w:type="dxa" w:w="1872"/>
+            <w:tcBorders>
+              <w:top w:val="single" w:sz="6" w:color="D9D9E0"/>
+              <w:left w:val="single" w:sz="6" w:color="D9D9E0"/>
+              <w:bottom w:val="single" w:sz="6" w:color="D9D9E0"/>
+              <w:right w:val="single" w:sz="6" w:color="D9D9E0"/>
+            </w:tcBorders>
+          </w:tcPr>
+          <w:p>
+            <w:pPr>
+              <w:spacing w:before="50" w:after="50"/>
+            </w:pPr>
+            <w:r>
+              <w:rPr>
+                <w:sz w:val="17"/>
+              </w:rPr>
+              <w:t>Answer relevance</w:t>
+            </w:r>
+          </w:p>
+        </w:tc>
+        <w:tc>
+          <w:tcPr>
+            <w:tcW w:type="dxa" w:w="3888"/>
+            <w:tcBorders>
+              <w:top w:val="single" w:sz="6" w:color="D9D9E0"/>
+              <w:left w:val="single" w:sz="6" w:color="D9D9E0"/>
+              <w:bottom w:val="single" w:sz="6" w:color="D9D9E0"/>
+              <w:right w:val="single" w:sz="6" w:color="D9D9E0"/>
+            </w:tcBorders>
+          </w:tcPr>
+          <w:p>
+            <w:pPr>
+              <w:spacing w:before="50" w:after="50"/>
+            </w:pPr>
+            <w:r>
+              <w:rPr>
+                <w:sz w:val="17"/>
+              </w:rPr>
+              <w:t>The reply addresses the question the customer actually asked.</w:t>
+            </w:r>
+          </w:p>
+        </w:tc>
+        <w:tc>
+          <w:tcPr>
+            <w:tcW w:type="dxa" w:w="3888"/>
+            <w:tcBorders>
+              <w:top w:val="single" w:sz="6" w:color="D9D9E0"/>
+              <w:left w:val="single" w:sz="6" w:color="D9D9E0"/>
+              <w:bottom w:val="single" w:sz="6" w:color="D9D9E0"/>
+              <w:right w:val="single" w:sz="6" w:color="D9D9E0"/>
+            </w:tcBorders>
+          </w:tcPr>
+          <w:p>
+            <w:pPr>
+              <w:spacing w:before="50" w:after="50"/>
+            </w:pPr>
+            <w:r>
+              <w:rPr>
+                <w:sz w:val="17"/>
+              </w:rPr>
+              <w:t>Advisory: recorded and logged, but does not block on its own. Its judge scored Spearman 0.046 against the human scorer over 50 items, and replaying dev_local_80_20260923 with its verdicts ignored recovered 2 correct sends and added 0 wrong ones. A fail-safe result (judge outage or broken output contract) still blocks — losing the ability to check is not the same as passing it.</w:t>
             </w:r>
           </w:p>
         </w:tc>
